--- a/exercise2 E and I.docx
+++ b/exercise2 E and I.docx
@@ -3,12 +3,39 @@
 <w:document xmlns:wpc="http://schemas.microsoft.com/office/word/2010/wordprocessingCanvas" xmlns:cx="http://schemas.microsoft.com/office/drawing/2014/chartex" xmlns:cx1="http://schemas.microsoft.com/office/drawing/2015/9/8/chartex" xmlns:cx2="http://schemas.microsoft.com/office/drawing/2015/10/21/chartex" xmlns:cx3="http://schemas.microsoft.com/office/drawing/2016/5/9/chartex" xmlns:cx4="http://schemas.microsoft.com/office/drawing/2016/5/10/chartex" xmlns:cx5="http://schemas.microsoft.com/office/drawing/2016/5/11/chartex" xmlns:cx6="http://schemas.microsoft.com/office/drawing/2016/5/12/chartex" xmlns:cx7="http://schemas.microsoft.com/office/drawing/2016/5/13/chartex" xmlns:cx8="http://schemas.microsoft.com/office/drawing/2016/5/14/chartex" xmlns:mc="http://schemas.openxmlformats.org/markup-compatibility/2006" xmlns:aink="http://schemas.microsoft.com/office/drawing/2016/ink" xmlns:am3d="http://schemas.microsoft.com/office/drawing/2017/model3d" xmlns:o="urn:schemas-microsoft-com:office:office" xmlns:oel="http://schemas.microsoft.com/office/2019/extlst" xmlns:r="http://schemas.openxmlformats.org/officeDocument/2006/relationships" xmlns:m="http://schemas.openxmlformats.org/officeDocument/2006/math" xmlns:v="urn:schemas-microsoft-com:vml" xmlns:wp14="http://schemas.microsoft.com/office/word/2010/wordprocessingDrawing" xmlns:wp="http://schemas.openxmlformats.org/drawingml/2006/wordprocessingDrawing" xmlns:w10="urn:schemas-microsoft-com:office:word" xmlns:w="http://schemas.openxmlformats.org/wordprocessingml/2006/main" xmlns:w14="http://schemas.microsoft.com/office/word/2010/wordml" xmlns:w15="http://schemas.microsoft.com/office/word/2012/wordml" xmlns:w16cex="http://schemas.microsoft.com/office/word/2018/wordml/cex" xmlns:w16cid="http://schemas.microsoft.com/office/word/2016/wordml/cid" xmlns:w16="http://schemas.microsoft.com/office/word/2018/wordml" xmlns:w16du="http://schemas.microsoft.com/office/word/2023/wordml/word16du" xmlns:w16sdtdh="http://schemas.microsoft.com/office/word/2020/wordml/sdtdatahash" xmlns:w16sdtfl="http://schemas.microsoft.com/office/word/2024/wordml/sdtformatlock" xmlns:w16se="http://schemas.microsoft.com/office/word/2015/wordml/symex" xmlns:wpg="http://schemas.microsoft.com/office/word/2010/wordprocessingGroup" xmlns:wpi="http://schemas.microsoft.com/office/word/2010/wordprocessingInk" xmlns:wne="http://schemas.microsoft.com/office/word/2006/wordml" xmlns:wps="http://schemas.microsoft.com/office/word/2010/wordprocessingShape" mc:Ignorable="w14 w15 w16se w16cid w16 w16cex w16sdtdh w16sdtfl w16du wp14">
   <w:body>
     <w:p>
+      <w:pPr>
+        <w:rPr>
+          <w:b/>
+          <w:bCs/>
+        </w:rPr>
+      </w:pPr>
+      <w:r>
+        <w:rPr>
+          <w:b/>
+          <w:bCs/>
+        </w:rPr>
+        <w:t>Astronaut Daily Schedule Organizer</w:t>
+      </w:r>
+      <w:r>
+        <w:rPr>
+          <w:b/>
+          <w:bCs/>
+        </w:rPr>
+        <w:t>:</w:t>
+      </w:r>
+    </w:p>
+    <w:p>
       <w:r>
         <w:t xml:space="preserve">import </w:t>
       </w:r>
       <w:proofErr w:type="spellStart"/>
-      <w:r>
-        <w:t>java.util.ArrayList</w:t>
+      <w:proofErr w:type="gramStart"/>
+      <w:r>
+        <w:t>java.util</w:t>
+      </w:r>
+      <w:proofErr w:type="gramEnd"/>
+      <w:r>
+        <w:t>.ArrayList</w:t>
       </w:r>
       <w:proofErr w:type="spellEnd"/>
       <w:r>
@@ -20,8 +47,13 @@
         <w:t xml:space="preserve">import </w:t>
       </w:r>
       <w:proofErr w:type="spellStart"/>
-      <w:r>
-        <w:t>java.util.Scanner</w:t>
+      <w:proofErr w:type="gramStart"/>
+      <w:r>
+        <w:t>java.util</w:t>
+      </w:r>
+      <w:proofErr w:type="gramEnd"/>
+      <w:r>
+        <w:t>.Scanner</w:t>
       </w:r>
       <w:proofErr w:type="spellEnd"/>
       <w:r>
@@ -71,7 +103,15 @@
     </w:p>
     <w:p>
       <w:r>
-        <w:t xml:space="preserve">    public Task(String name, String </w:t>
+        <w:t xml:space="preserve">    public </w:t>
+      </w:r>
+      <w:proofErr w:type="gramStart"/>
+      <w:r>
+        <w:t>Task(</w:t>
+      </w:r>
+      <w:proofErr w:type="gramEnd"/>
+      <w:r>
+        <w:t xml:space="preserve">String name, String </w:t>
       </w:r>
       <w:proofErr w:type="spellStart"/>
       <w:r>
@@ -100,10 +140,12 @@
         <w:t xml:space="preserve">        </w:t>
       </w:r>
       <w:proofErr w:type="spellStart"/>
+      <w:proofErr w:type="gramStart"/>
       <w:r>
         <w:t>this.startTime</w:t>
       </w:r>
       <w:proofErr w:type="spellEnd"/>
+      <w:proofErr w:type="gramEnd"/>
       <w:r>
         <w:t xml:space="preserve"> = </w:t>
       </w:r>
@@ -121,10 +163,12 @@
         <w:t xml:space="preserve">        </w:t>
       </w:r>
       <w:proofErr w:type="spellStart"/>
+      <w:proofErr w:type="gramStart"/>
       <w:r>
         <w:t>this.endTime</w:t>
       </w:r>
       <w:proofErr w:type="spellEnd"/>
+      <w:proofErr w:type="gramEnd"/>
       <w:r>
         <w:t xml:space="preserve"> = </w:t>
       </w:r>
@@ -142,10 +186,12 @@
         <w:t xml:space="preserve">        </w:t>
       </w:r>
       <w:proofErr w:type="spellStart"/>
+      <w:proofErr w:type="gramStart"/>
       <w:r>
         <w:t>this.priority</w:t>
       </w:r>
       <w:proofErr w:type="spellEnd"/>
+      <w:proofErr w:type="gramEnd"/>
       <w:r>
         <w:t xml:space="preserve"> = priority;</w:t>
       </w:r>
@@ -160,12 +206,17 @@
         <w:t xml:space="preserve">    public String </w:t>
       </w:r>
       <w:proofErr w:type="spellStart"/>
+      <w:proofErr w:type="gramStart"/>
       <w:r>
         <w:t>toString</w:t>
       </w:r>
       <w:proofErr w:type="spellEnd"/>
       <w:r>
-        <w:t>() {</w:t>
+        <w:t>(</w:t>
+      </w:r>
+      <w:proofErr w:type="gramEnd"/>
+      <w:r>
+        <w:t>) {</w:t>
       </w:r>
     </w:p>
     <w:p>
@@ -253,7 +304,15 @@
       </w:r>
       <w:proofErr w:type="spellEnd"/>
       <w:r>
-        <w:t>&lt;&gt;();</w:t>
+        <w:t>&lt;</w:t>
+      </w:r>
+      <w:proofErr w:type="gramStart"/>
+      <w:r>
+        <w:t>&gt;(</w:t>
+      </w:r>
+      <w:proofErr w:type="gramEnd"/>
+      <w:r>
+        <w:t>);</w:t>
       </w:r>
     </w:p>
     <w:p>
@@ -266,12 +325,28 @@
       </w:r>
       <w:proofErr w:type="spellEnd"/>
       <w:r>
-        <w:t xml:space="preserve"> = new Scanner(System.in);</w:t>
-      </w:r>
-    </w:p>
-    <w:p>
-      <w:r>
-        <w:t xml:space="preserve">    public static void main(String[] </w:t>
+        <w:t xml:space="preserve"> = new </w:t>
+      </w:r>
+      <w:proofErr w:type="gramStart"/>
+      <w:r>
+        <w:t>Scanner(</w:t>
+      </w:r>
+      <w:proofErr w:type="gramEnd"/>
+      <w:r>
+        <w:t>System.in);</w:t>
+      </w:r>
+    </w:p>
+    <w:p>
+      <w:r>
+        <w:t xml:space="preserve">    public static void </w:t>
+      </w:r>
+      <w:proofErr w:type="gramStart"/>
+      <w:r>
+        <w:t>main(String[</w:t>
+      </w:r>
+      <w:proofErr w:type="gramEnd"/>
+      <w:r>
+        <w:t xml:space="preserve">] </w:t>
       </w:r>
       <w:proofErr w:type="spellStart"/>
       <w:r>
@@ -375,23 +450,28 @@
         <w:t xml:space="preserve">            choice = </w:t>
       </w:r>
       <w:proofErr w:type="spellStart"/>
+      <w:proofErr w:type="gramStart"/>
       <w:r>
         <w:t>sc.nextInt</w:t>
       </w:r>
       <w:proofErr w:type="spellEnd"/>
+      <w:proofErr w:type="gramEnd"/>
       <w:r>
         <w:t>();</w:t>
       </w:r>
     </w:p>
     <w:p>
       <w:r>
+        <w:lastRenderedPageBreak/>
         <w:t xml:space="preserve">            </w:t>
       </w:r>
       <w:proofErr w:type="spellStart"/>
+      <w:proofErr w:type="gramStart"/>
       <w:r>
         <w:t>sc.nextLine</w:t>
       </w:r>
       <w:proofErr w:type="spellEnd"/>
+      <w:proofErr w:type="gramEnd"/>
       <w:r>
         <w:t xml:space="preserve">();  </w:t>
       </w:r>
@@ -407,254 +487,540 @@
         <w:t xml:space="preserve">                case 1 -&gt; </w:t>
       </w:r>
       <w:proofErr w:type="spellStart"/>
+      <w:proofErr w:type="gramStart"/>
       <w:r>
         <w:t>addTask</w:t>
       </w:r>
       <w:proofErr w:type="spellEnd"/>
       <w:r>
+        <w:t>(</w:t>
+      </w:r>
+      <w:proofErr w:type="gramEnd"/>
+      <w:r>
+        <w:t>);</w:t>
+      </w:r>
+    </w:p>
+    <w:p>
+      <w:r>
+        <w:t xml:space="preserve">                case 2 -&gt; </w:t>
+      </w:r>
+      <w:proofErr w:type="spellStart"/>
+      <w:proofErr w:type="gramStart"/>
+      <w:r>
+        <w:t>viewTasks</w:t>
+      </w:r>
+      <w:proofErr w:type="spellEnd"/>
+      <w:r>
+        <w:t>(</w:t>
+      </w:r>
+      <w:proofErr w:type="gramEnd"/>
+      <w:r>
+        <w:t>);</w:t>
+      </w:r>
+    </w:p>
+    <w:p>
+      <w:r>
+        <w:t xml:space="preserve">                case 3 -&gt; </w:t>
+      </w:r>
+      <w:proofErr w:type="spellStart"/>
+      <w:proofErr w:type="gramStart"/>
+      <w:r>
+        <w:t>removeTask</w:t>
+      </w:r>
+      <w:proofErr w:type="spellEnd"/>
+      <w:r>
+        <w:t>(</w:t>
+      </w:r>
+      <w:proofErr w:type="gramEnd"/>
+      <w:r>
+        <w:t>);</w:t>
+      </w:r>
+    </w:p>
+    <w:p>
+      <w:r>
+        <w:t xml:space="preserve">                case 4 -&gt; </w:t>
+      </w:r>
+      <w:proofErr w:type="spellStart"/>
+      <w:r>
+        <w:t>System.out.println</w:t>
+      </w:r>
+      <w:proofErr w:type="spellEnd"/>
+      <w:r>
+        <w:t>("Exiting... Goodbye!");</w:t>
+      </w:r>
+    </w:p>
+    <w:p>
+      <w:r>
+        <w:t xml:space="preserve">                default -&gt; </w:t>
+      </w:r>
+      <w:proofErr w:type="spellStart"/>
+      <w:r>
+        <w:t>System.out.println</w:t>
+      </w:r>
+      <w:proofErr w:type="spellEnd"/>
+      <w:r>
+        <w:t>("Invalid choice, try again!");</w:t>
+      </w:r>
+    </w:p>
+    <w:p>
+      <w:r>
+        <w:t xml:space="preserve">            }</w:t>
+      </w:r>
+    </w:p>
+    <w:p>
+      <w:r>
+        <w:t xml:space="preserve">        } while (</w:t>
+      </w:r>
+      <w:proofErr w:type="gramStart"/>
+      <w:r>
+        <w:t>choice !</w:t>
+      </w:r>
+      <w:proofErr w:type="gramEnd"/>
+      <w:r>
+        <w:t>= 4);</w:t>
+      </w:r>
+    </w:p>
+    <w:p>
+      <w:r>
+        <w:t xml:space="preserve">    }</w:t>
+      </w:r>
+    </w:p>
+    <w:p>
+      <w:r>
+        <w:t xml:space="preserve">    private static void </w:t>
+      </w:r>
+      <w:proofErr w:type="spellStart"/>
+      <w:proofErr w:type="gramStart"/>
+      <w:r>
+        <w:t>addTask</w:t>
+      </w:r>
+      <w:proofErr w:type="spellEnd"/>
+      <w:r>
+        <w:t>(</w:t>
+      </w:r>
+      <w:proofErr w:type="gramEnd"/>
+      <w:r>
+        <w:t>) {</w:t>
+      </w:r>
+    </w:p>
+    <w:p>
+      <w:r>
+        <w:t xml:space="preserve">        </w:t>
+      </w:r>
+      <w:proofErr w:type="spellStart"/>
+      <w:r>
+        <w:t>System.out.print</w:t>
+      </w:r>
+      <w:proofErr w:type="spellEnd"/>
+      <w:r>
+        <w:t>("Enter task name: ");</w:t>
+      </w:r>
+    </w:p>
+    <w:p>
+      <w:r>
+        <w:t xml:space="preserve">        String name = </w:t>
+      </w:r>
+      <w:proofErr w:type="spellStart"/>
+      <w:proofErr w:type="gramStart"/>
+      <w:r>
+        <w:t>sc.nextLine</w:t>
+      </w:r>
+      <w:proofErr w:type="spellEnd"/>
+      <w:proofErr w:type="gramEnd"/>
+      <w:r>
         <w:t>();</w:t>
       </w:r>
     </w:p>
-    <w:p>
-      <w:r>
-        <w:t xml:space="preserve">                case 2 -&gt; </w:t>
-      </w:r>
-      <w:proofErr w:type="spellStart"/>
+    <w:p/>
+    <w:p>
+      <w:r>
+        <w:t xml:space="preserve">        </w:t>
+      </w:r>
+      <w:proofErr w:type="spellStart"/>
+      <w:r>
+        <w:t>System.out.print</w:t>
+      </w:r>
+      <w:proofErr w:type="spellEnd"/>
+      <w:r>
+        <w:t>("Enter start time (e.g., 09:00): ");</w:t>
+      </w:r>
+    </w:p>
+    <w:p>
+      <w:r>
+        <w:t xml:space="preserve">        String </w:t>
+      </w:r>
+      <w:proofErr w:type="spellStart"/>
+      <w:r>
+        <w:t>startTime</w:t>
+      </w:r>
+      <w:proofErr w:type="spellEnd"/>
+      <w:r>
+        <w:t xml:space="preserve"> = </w:t>
+      </w:r>
+      <w:proofErr w:type="spellStart"/>
+      <w:proofErr w:type="gramStart"/>
+      <w:r>
+        <w:t>sc.nextLine</w:t>
+      </w:r>
+      <w:proofErr w:type="spellEnd"/>
+      <w:proofErr w:type="gramEnd"/>
+      <w:r>
+        <w:t>();</w:t>
+      </w:r>
+    </w:p>
+    <w:p/>
+    <w:p>
+      <w:r>
+        <w:t xml:space="preserve">        </w:t>
+      </w:r>
+      <w:proofErr w:type="spellStart"/>
+      <w:r>
+        <w:t>System.out.print</w:t>
+      </w:r>
+      <w:proofErr w:type="spellEnd"/>
+      <w:r>
+        <w:t>("Enter end time (e.g., 10:30): ");</w:t>
+      </w:r>
+    </w:p>
+    <w:p>
+      <w:r>
+        <w:t xml:space="preserve">        String </w:t>
+      </w:r>
+      <w:proofErr w:type="spellStart"/>
+      <w:r>
+        <w:t>endTime</w:t>
+      </w:r>
+      <w:proofErr w:type="spellEnd"/>
+      <w:r>
+        <w:t xml:space="preserve"> = </w:t>
+      </w:r>
+      <w:proofErr w:type="spellStart"/>
+      <w:proofErr w:type="gramStart"/>
+      <w:r>
+        <w:t>sc.nextLine</w:t>
+      </w:r>
+      <w:proofErr w:type="spellEnd"/>
+      <w:proofErr w:type="gramEnd"/>
+      <w:r>
+        <w:t>();</w:t>
+      </w:r>
+    </w:p>
+    <w:p/>
+    <w:p>
+      <w:r>
+        <w:t xml:space="preserve">        </w:t>
+      </w:r>
+      <w:proofErr w:type="spellStart"/>
+      <w:r>
+        <w:t>System.out.print</w:t>
+      </w:r>
+      <w:proofErr w:type="spellEnd"/>
+      <w:r>
+        <w:t>("Enter priority (High/Medium/Low): ");</w:t>
+      </w:r>
+    </w:p>
+    <w:p>
+      <w:r>
+        <w:t xml:space="preserve">        String priority = </w:t>
+      </w:r>
+      <w:proofErr w:type="spellStart"/>
+      <w:proofErr w:type="gramStart"/>
+      <w:r>
+        <w:t>sc.nextLine</w:t>
+      </w:r>
+      <w:proofErr w:type="spellEnd"/>
+      <w:proofErr w:type="gramEnd"/>
+      <w:r>
+        <w:t>();</w:t>
+      </w:r>
+    </w:p>
+    <w:p/>
+    <w:p>
+      <w:r>
+        <w:t xml:space="preserve">        Task </w:t>
+      </w:r>
+      <w:proofErr w:type="spellStart"/>
+      <w:r>
+        <w:t>newTask</w:t>
+      </w:r>
+      <w:proofErr w:type="spellEnd"/>
+      <w:r>
+        <w:t xml:space="preserve"> = new </w:t>
+      </w:r>
+      <w:proofErr w:type="gramStart"/>
+      <w:r>
+        <w:t>Task(</w:t>
+      </w:r>
+      <w:proofErr w:type="gramEnd"/>
+      <w:r>
+        <w:t xml:space="preserve">name, </w:t>
+      </w:r>
+      <w:proofErr w:type="spellStart"/>
+      <w:r>
+        <w:t>startTime</w:t>
+      </w:r>
+      <w:proofErr w:type="spellEnd"/>
+      <w:r>
+        <w:t xml:space="preserve">, </w:t>
+      </w:r>
+      <w:proofErr w:type="spellStart"/>
+      <w:r>
+        <w:t>endTime</w:t>
+      </w:r>
+      <w:proofErr w:type="spellEnd"/>
+      <w:r>
+        <w:t>, priority);</w:t>
+      </w:r>
+    </w:p>
+    <w:p>
+      <w:r>
+        <w:t xml:space="preserve">        </w:t>
+      </w:r>
+      <w:proofErr w:type="spellStart"/>
+      <w:r>
+        <w:t>taskList.add</w:t>
+      </w:r>
+      <w:proofErr w:type="spellEnd"/>
+      <w:r>
+        <w:t>(</w:t>
+      </w:r>
+      <w:proofErr w:type="spellStart"/>
+      <w:r>
+        <w:t>newTask</w:t>
+      </w:r>
+      <w:proofErr w:type="spellEnd"/>
+      <w:r>
+        <w:t>);</w:t>
+      </w:r>
+    </w:p>
+    <w:p>
+      <w:r>
+        <w:t xml:space="preserve">        </w:t>
+      </w:r>
+      <w:proofErr w:type="spellStart"/>
+      <w:r>
+        <w:t>System.out.println</w:t>
+      </w:r>
+      <w:proofErr w:type="spellEnd"/>
+      <w:r>
+        <w:t>(" Task added successfully!");</w:t>
+      </w:r>
+    </w:p>
+    <w:p>
+      <w:r>
+        <w:t xml:space="preserve">    }</w:t>
+      </w:r>
+    </w:p>
+    <w:p/>
+    <w:p>
+      <w:r>
+        <w:t xml:space="preserve">    private static void </w:t>
+      </w:r>
+      <w:proofErr w:type="spellStart"/>
+      <w:proofErr w:type="gramStart"/>
       <w:r>
         <w:t>viewTasks</w:t>
       </w:r>
       <w:proofErr w:type="spellEnd"/>
       <w:r>
+        <w:t>(</w:t>
+      </w:r>
+      <w:proofErr w:type="gramEnd"/>
+      <w:r>
+        <w:t>) {</w:t>
+      </w:r>
+    </w:p>
+    <w:p>
+      <w:r>
+        <w:t xml:space="preserve">        if (</w:t>
+      </w:r>
+      <w:proofErr w:type="spellStart"/>
+      <w:r>
+        <w:t>taskList.isEmpty</w:t>
+      </w:r>
+      <w:proofErr w:type="spellEnd"/>
+      <w:r>
+        <w:t>()) {</w:t>
+      </w:r>
+    </w:p>
+    <w:p>
+      <w:r>
+        <w:t xml:space="preserve">            </w:t>
+      </w:r>
+      <w:proofErr w:type="spellStart"/>
+      <w:r>
+        <w:t>System.out.println</w:t>
+      </w:r>
+      <w:proofErr w:type="spellEnd"/>
+      <w:r>
+        <w:t>("No tasks scheduled yet!");</w:t>
+      </w:r>
+    </w:p>
+    <w:p>
+      <w:r>
+        <w:t xml:space="preserve">            return;</w:t>
+      </w:r>
+    </w:p>
+    <w:p>
+      <w:r>
+        <w:t xml:space="preserve">        }</w:t>
+      </w:r>
+    </w:p>
+    <w:p>
+      <w:r>
+        <w:lastRenderedPageBreak/>
+        <w:t xml:space="preserve">        </w:t>
+      </w:r>
+      <w:proofErr w:type="spellStart"/>
+      <w:r>
+        <w:t>System.out.println</w:t>
+      </w:r>
+      <w:proofErr w:type="spellEnd"/>
+      <w:r>
+        <w:t>("\n--- Scheduled Tasks ---");</w:t>
+      </w:r>
+    </w:p>
+    <w:p>
+      <w:r>
+        <w:t xml:space="preserve">        for (Task </w:t>
+      </w:r>
+      <w:proofErr w:type="spellStart"/>
+      <w:proofErr w:type="gramStart"/>
+      <w:r>
+        <w:t>task</w:t>
+      </w:r>
+      <w:proofErr w:type="spellEnd"/>
+      <w:r>
+        <w:t xml:space="preserve"> :</w:t>
+      </w:r>
+      <w:proofErr w:type="gramEnd"/>
+      <w:r>
+        <w:t xml:space="preserve"> </w:t>
+      </w:r>
+      <w:proofErr w:type="spellStart"/>
+      <w:r>
+        <w:t>taskList</w:t>
+      </w:r>
+      <w:proofErr w:type="spellEnd"/>
+      <w:r>
+        <w:t>) {</w:t>
+      </w:r>
+    </w:p>
+    <w:p>
+      <w:r>
+        <w:t xml:space="preserve">            </w:t>
+      </w:r>
+      <w:proofErr w:type="spellStart"/>
+      <w:r>
+        <w:t>System.out.println</w:t>
+      </w:r>
+      <w:proofErr w:type="spellEnd"/>
+      <w:r>
+        <w:t>(task);</w:t>
+      </w:r>
+    </w:p>
+    <w:p>
+      <w:r>
+        <w:t xml:space="preserve">        }</w:t>
+      </w:r>
+    </w:p>
+    <w:p>
+      <w:r>
+        <w:t xml:space="preserve">    }</w:t>
+      </w:r>
+    </w:p>
+    <w:p/>
+    <w:p>
+      <w:r>
+        <w:t xml:space="preserve">    private static void </w:t>
+      </w:r>
+      <w:proofErr w:type="spellStart"/>
+      <w:proofErr w:type="gramStart"/>
+      <w:r>
+        <w:t>removeTask</w:t>
+      </w:r>
+      <w:proofErr w:type="spellEnd"/>
+      <w:r>
+        <w:t>(</w:t>
+      </w:r>
+      <w:proofErr w:type="gramEnd"/>
+      <w:r>
+        <w:t>) {</w:t>
+      </w:r>
+    </w:p>
+    <w:p>
+      <w:r>
+        <w:t xml:space="preserve">        </w:t>
+      </w:r>
+      <w:proofErr w:type="spellStart"/>
+      <w:r>
+        <w:t>System.out.print</w:t>
+      </w:r>
+      <w:proofErr w:type="spellEnd"/>
+      <w:r>
+        <w:t>("Enter task name to remove: ");</w:t>
+      </w:r>
+    </w:p>
+    <w:p>
+      <w:r>
+        <w:t xml:space="preserve">        String name = </w:t>
+      </w:r>
+      <w:proofErr w:type="spellStart"/>
+      <w:proofErr w:type="gramStart"/>
+      <w:r>
+        <w:t>sc.nextLine</w:t>
+      </w:r>
+      <w:proofErr w:type="spellEnd"/>
+      <w:proofErr w:type="gramEnd"/>
+      <w:r>
         <w:t>();</w:t>
       </w:r>
     </w:p>
-    <w:p>
-      <w:r>
-        <w:t xml:space="preserve">                case 3 -&gt; </w:t>
-      </w:r>
-      <w:proofErr w:type="spellStart"/>
-      <w:r>
-        <w:t>removeTask</w:t>
-      </w:r>
-      <w:proofErr w:type="spellEnd"/>
-      <w:r>
-        <w:t>();</w:t>
-      </w:r>
-    </w:p>
-    <w:p>
-      <w:r>
-        <w:t xml:space="preserve">                case 4 -&gt; </w:t>
-      </w:r>
-      <w:proofErr w:type="spellStart"/>
-      <w:r>
-        <w:t>System.out.println</w:t>
-      </w:r>
-      <w:proofErr w:type="spellEnd"/>
-      <w:r>
-        <w:t>("Exiting... Goodbye!");</w:t>
-      </w:r>
-    </w:p>
-    <w:p>
-      <w:r>
-        <w:t xml:space="preserve">                default -&gt; </w:t>
-      </w:r>
-      <w:proofErr w:type="spellStart"/>
-      <w:r>
-        <w:t>System.out.println</w:t>
-      </w:r>
-      <w:proofErr w:type="spellEnd"/>
-      <w:r>
-        <w:t>("Invalid choice, try again!");</w:t>
-      </w:r>
-    </w:p>
-    <w:p>
-      <w:r>
-        <w:t xml:space="preserve">            }</w:t>
-      </w:r>
-    </w:p>
-    <w:p>
-      <w:r>
-        <w:t xml:space="preserve">        } while (choice != 4);</w:t>
-      </w:r>
-    </w:p>
-    <w:p>
-      <w:r>
-        <w:t xml:space="preserve">    }</w:t>
-      </w:r>
-    </w:p>
-    <w:p>
-      <w:r>
-        <w:t xml:space="preserve">    private static void </w:t>
-      </w:r>
-      <w:proofErr w:type="spellStart"/>
-      <w:r>
-        <w:t>addTask</w:t>
-      </w:r>
-      <w:proofErr w:type="spellEnd"/>
-      <w:r>
-        <w:t>() {</w:t>
-      </w:r>
-    </w:p>
-    <w:p>
-      <w:r>
-        <w:t xml:space="preserve">        </w:t>
-      </w:r>
-      <w:proofErr w:type="spellStart"/>
-      <w:r>
-        <w:t>System.out.print</w:t>
-      </w:r>
-      <w:proofErr w:type="spellEnd"/>
-      <w:r>
-        <w:t>("Enter task name: ");</w:t>
-      </w:r>
-    </w:p>
-    <w:p>
-      <w:r>
-        <w:t xml:space="preserve">        String name = </w:t>
-      </w:r>
-      <w:proofErr w:type="spellStart"/>
-      <w:r>
-        <w:t>sc.nextLine</w:t>
-      </w:r>
-      <w:proofErr w:type="spellEnd"/>
-      <w:r>
-        <w:t>();</w:t>
-      </w:r>
-    </w:p>
     <w:p/>
     <w:p>
       <w:r>
-        <w:t xml:space="preserve">        </w:t>
-      </w:r>
-      <w:proofErr w:type="spellStart"/>
-      <w:r>
-        <w:t>System.out.print</w:t>
-      </w:r>
-      <w:proofErr w:type="spellEnd"/>
-      <w:r>
-        <w:t>("Enter start time (e.g., 09:00): ");</w:t>
-      </w:r>
-    </w:p>
-    <w:p>
-      <w:r>
-        <w:t xml:space="preserve">        String </w:t>
-      </w:r>
-      <w:proofErr w:type="spellStart"/>
-      <w:r>
-        <w:t>startTime</w:t>
-      </w:r>
-      <w:proofErr w:type="spellEnd"/>
-      <w:r>
-        <w:t xml:space="preserve"> = </w:t>
-      </w:r>
-      <w:proofErr w:type="spellStart"/>
-      <w:r>
-        <w:t>sc.nextLine</w:t>
-      </w:r>
-      <w:proofErr w:type="spellEnd"/>
-      <w:r>
-        <w:t>();</w:t>
-      </w:r>
-    </w:p>
-    <w:p/>
-    <w:p>
-      <w:r>
-        <w:t xml:space="preserve">        </w:t>
-      </w:r>
-      <w:proofErr w:type="spellStart"/>
-      <w:r>
-        <w:t>System.out.print</w:t>
-      </w:r>
-      <w:proofErr w:type="spellEnd"/>
-      <w:r>
-        <w:t>("Enter end time (e.g., 10:30): ");</w:t>
-      </w:r>
-    </w:p>
-    <w:p>
-      <w:r>
-        <w:t xml:space="preserve">        String </w:t>
-      </w:r>
-      <w:proofErr w:type="spellStart"/>
-      <w:r>
-        <w:t>endTime</w:t>
-      </w:r>
-      <w:proofErr w:type="spellEnd"/>
-      <w:r>
-        <w:t xml:space="preserve"> = </w:t>
-      </w:r>
-      <w:proofErr w:type="spellStart"/>
-      <w:r>
-        <w:t>sc.nextLine</w:t>
-      </w:r>
-      <w:proofErr w:type="spellEnd"/>
-      <w:r>
-        <w:t>();</w:t>
-      </w:r>
-    </w:p>
-    <w:p/>
-    <w:p>
-      <w:r>
-        <w:t xml:space="preserve">        </w:t>
-      </w:r>
-      <w:proofErr w:type="spellStart"/>
-      <w:r>
-        <w:t>System.out.print</w:t>
-      </w:r>
-      <w:proofErr w:type="spellEnd"/>
-      <w:r>
-        <w:t>("Enter priority (High/Medium/Low): ");</w:t>
-      </w:r>
-    </w:p>
-    <w:p>
-      <w:r>
-        <w:t xml:space="preserve">        String priority = </w:t>
-      </w:r>
-      <w:proofErr w:type="spellStart"/>
-      <w:r>
-        <w:t>sc.nextLine</w:t>
-      </w:r>
-      <w:proofErr w:type="spellEnd"/>
-      <w:r>
-        <w:t>();</w:t>
-      </w:r>
-    </w:p>
-    <w:p/>
-    <w:p>
-      <w:r>
-        <w:t xml:space="preserve">        Task </w:t>
-      </w:r>
-      <w:proofErr w:type="spellStart"/>
-      <w:r>
-        <w:t>newTask</w:t>
-      </w:r>
-      <w:proofErr w:type="spellEnd"/>
-      <w:r>
-        <w:t xml:space="preserve"> = new Task(name, </w:t>
-      </w:r>
-      <w:proofErr w:type="spellStart"/>
-      <w:r>
-        <w:t>startTime</w:t>
-      </w:r>
-      <w:proofErr w:type="spellEnd"/>
-      <w:r>
-        <w:t xml:space="preserve">, </w:t>
-      </w:r>
-      <w:proofErr w:type="spellStart"/>
-      <w:r>
-        <w:t>endTime</w:t>
-      </w:r>
-      <w:proofErr w:type="spellEnd"/>
-      <w:r>
-        <w:t>, priority);</w:t>
-      </w:r>
-    </w:p>
-    <w:p>
-      <w:r>
-        <w:t xml:space="preserve">        </w:t>
-      </w:r>
-      <w:proofErr w:type="spellStart"/>
-      <w:r>
-        <w:t>taskList.add</w:t>
+        <w:t xml:space="preserve">        for (int </w:t>
+      </w:r>
+      <w:proofErr w:type="spellStart"/>
+      <w:r>
+        <w:t>i</w:t>
+      </w:r>
+      <w:proofErr w:type="spellEnd"/>
+      <w:r>
+        <w:t xml:space="preserve"> = 0; </w:t>
+      </w:r>
+      <w:proofErr w:type="spellStart"/>
+      <w:r>
+        <w:t>i</w:t>
+      </w:r>
+      <w:proofErr w:type="spellEnd"/>
+      <w:r>
+        <w:t xml:space="preserve"> &lt; </w:t>
+      </w:r>
+      <w:proofErr w:type="spellStart"/>
+      <w:r>
+        <w:t>taskList.size</w:t>
+      </w:r>
+      <w:proofErr w:type="spellEnd"/>
+      <w:r>
+        <w:t xml:space="preserve">(); </w:t>
+      </w:r>
+      <w:proofErr w:type="spellStart"/>
+      <w:r>
+        <w:t>i</w:t>
+      </w:r>
+      <w:proofErr w:type="spellEnd"/>
+      <w:r>
+        <w:t>++) {</w:t>
+      </w:r>
+    </w:p>
+    <w:p>
+      <w:r>
+        <w:t xml:space="preserve">            if (</w:t>
+      </w:r>
+      <w:proofErr w:type="spellStart"/>
+      <w:r>
+        <w:t>taskList.get</w:t>
       </w:r>
       <w:proofErr w:type="spellEnd"/>
       <w:r>
@@ -662,242 +1028,19 @@
       </w:r>
       <w:proofErr w:type="spellStart"/>
       <w:r>
-        <w:t>newTask</w:t>
-      </w:r>
-      <w:proofErr w:type="spellEnd"/>
-      <w:r>
-        <w:t>);</w:t>
-      </w:r>
-    </w:p>
-    <w:p>
-      <w:r>
-        <w:t xml:space="preserve">        </w:t>
-      </w:r>
-      <w:proofErr w:type="spellStart"/>
-      <w:r>
-        <w:t>System.out.println</w:t>
-      </w:r>
-      <w:proofErr w:type="spellEnd"/>
-      <w:r>
-        <w:t>(" Task added successfully!");</w:t>
-      </w:r>
-    </w:p>
-    <w:p>
-      <w:r>
-        <w:t xml:space="preserve">    }</w:t>
-      </w:r>
-    </w:p>
-    <w:p/>
-    <w:p>
-      <w:r>
-        <w:t xml:space="preserve">    private static void </w:t>
-      </w:r>
-      <w:proofErr w:type="spellStart"/>
-      <w:r>
-        <w:t>viewTasks</w:t>
-      </w:r>
-      <w:proofErr w:type="spellEnd"/>
-      <w:r>
-        <w:t>() {</w:t>
-      </w:r>
-    </w:p>
-    <w:p>
-      <w:r>
-        <w:t xml:space="preserve">        if (</w:t>
-      </w:r>
-      <w:proofErr w:type="spellStart"/>
-      <w:r>
-        <w:t>taskList.isEmpty</w:t>
-      </w:r>
-      <w:proofErr w:type="spellEnd"/>
-      <w:r>
-        <w:t>()) {</w:t>
-      </w:r>
-    </w:p>
-    <w:p>
-      <w:r>
-        <w:t xml:space="preserve">            </w:t>
-      </w:r>
-      <w:proofErr w:type="spellStart"/>
-      <w:r>
-        <w:t>System.out.println</w:t>
-      </w:r>
-      <w:proofErr w:type="spellEnd"/>
-      <w:r>
-        <w:t>("No tasks scheduled yet!");</w:t>
-      </w:r>
-    </w:p>
-    <w:p>
-      <w:r>
-        <w:t xml:space="preserve">            return;</w:t>
-      </w:r>
-    </w:p>
-    <w:p>
-      <w:r>
-        <w:t xml:space="preserve">        }</w:t>
-      </w:r>
-    </w:p>
-    <w:p>
-      <w:r>
-        <w:t xml:space="preserve">        </w:t>
-      </w:r>
-      <w:proofErr w:type="spellStart"/>
-      <w:r>
-        <w:t>System.out.println</w:t>
-      </w:r>
-      <w:proofErr w:type="spellEnd"/>
-      <w:r>
-        <w:t>("\n--- Scheduled Tasks ---");</w:t>
-      </w:r>
-    </w:p>
-    <w:p>
-      <w:r>
-        <w:lastRenderedPageBreak/>
-        <w:t xml:space="preserve">        for (Task </w:t>
-      </w:r>
-      <w:proofErr w:type="spellStart"/>
-      <w:r>
-        <w:t>task</w:t>
-      </w:r>
-      <w:proofErr w:type="spellEnd"/>
-      <w:r>
-        <w:t xml:space="preserve"> : </w:t>
-      </w:r>
-      <w:proofErr w:type="spellStart"/>
-      <w:r>
-        <w:t>taskList</w:t>
-      </w:r>
-      <w:proofErr w:type="spellEnd"/>
-      <w:r>
-        <w:t>) {</w:t>
-      </w:r>
-    </w:p>
-    <w:p>
-      <w:r>
-        <w:t xml:space="preserve">            </w:t>
-      </w:r>
-      <w:proofErr w:type="spellStart"/>
-      <w:r>
-        <w:t>System.out.println</w:t>
-      </w:r>
-      <w:proofErr w:type="spellEnd"/>
-      <w:r>
-        <w:t>(task);</w:t>
-      </w:r>
-    </w:p>
-    <w:p>
-      <w:r>
-        <w:t xml:space="preserve">        }</w:t>
-      </w:r>
-    </w:p>
-    <w:p>
-      <w:r>
-        <w:t xml:space="preserve">    }</w:t>
-      </w:r>
-    </w:p>
-    <w:p/>
-    <w:p>
-      <w:r>
-        <w:t xml:space="preserve">    private static void </w:t>
-      </w:r>
-      <w:proofErr w:type="spellStart"/>
-      <w:r>
-        <w:t>removeTask</w:t>
-      </w:r>
-      <w:proofErr w:type="spellEnd"/>
-      <w:r>
-        <w:t>() {</w:t>
-      </w:r>
-    </w:p>
-    <w:p>
-      <w:r>
-        <w:t xml:space="preserve">        </w:t>
-      </w:r>
-      <w:proofErr w:type="spellStart"/>
-      <w:r>
-        <w:t>System.out.print</w:t>
-      </w:r>
-      <w:proofErr w:type="spellEnd"/>
-      <w:r>
-        <w:t>("Enter task name to remove: ");</w:t>
-      </w:r>
-    </w:p>
-    <w:p>
-      <w:r>
-        <w:t xml:space="preserve">        String name = </w:t>
-      </w:r>
-      <w:proofErr w:type="spellStart"/>
-      <w:r>
-        <w:t>sc.nextLine</w:t>
-      </w:r>
-      <w:proofErr w:type="spellEnd"/>
-      <w:r>
-        <w:t>();</w:t>
-      </w:r>
-    </w:p>
-    <w:p/>
-    <w:p>
-      <w:r>
-        <w:t xml:space="preserve">        for (int </w:t>
-      </w:r>
-      <w:proofErr w:type="spellStart"/>
-      <w:r>
         <w:t>i</w:t>
       </w:r>
       <w:proofErr w:type="spellEnd"/>
       <w:r>
-        <w:t xml:space="preserve"> = 0; </w:t>
-      </w:r>
-      <w:proofErr w:type="spellStart"/>
-      <w:r>
-        <w:t>i</w:t>
-      </w:r>
-      <w:proofErr w:type="spellEnd"/>
-      <w:r>
-        <w:t xml:space="preserve"> &lt; </w:t>
-      </w:r>
-      <w:proofErr w:type="spellStart"/>
-      <w:r>
-        <w:t>taskList.size</w:t>
-      </w:r>
-      <w:proofErr w:type="spellEnd"/>
-      <w:r>
-        <w:t xml:space="preserve">(); </w:t>
-      </w:r>
-      <w:proofErr w:type="spellStart"/>
-      <w:r>
-        <w:t>i</w:t>
-      </w:r>
-      <w:proofErr w:type="spellEnd"/>
-      <w:r>
-        <w:t>++) {</w:t>
-      </w:r>
-    </w:p>
-    <w:p>
-      <w:r>
-        <w:t xml:space="preserve">            if (</w:t>
-      </w:r>
-      <w:proofErr w:type="spellStart"/>
-      <w:r>
-        <w:t>taskList.get</w:t>
-      </w:r>
-      <w:proofErr w:type="spellEnd"/>
-      <w:r>
-        <w:t>(</w:t>
-      </w:r>
-      <w:proofErr w:type="spellStart"/>
-      <w:r>
-        <w:t>i</w:t>
-      </w:r>
-      <w:proofErr w:type="spellEnd"/>
-      <w:r>
         <w:t>).</w:t>
       </w:r>
       <w:proofErr w:type="spellStart"/>
+      <w:proofErr w:type="gramStart"/>
       <w:r>
         <w:t>name.equalsIgnoreCase</w:t>
       </w:r>
       <w:proofErr w:type="spellEnd"/>
+      <w:proofErr w:type="gramEnd"/>
       <w:r>
         <w:t>(name)) {</w:t>
       </w:r>
@@ -1588,7 +1731,6 @@
   <w:style w:type="character" w:default="1" w:styleId="DefaultParagraphFont">
     <w:name w:val="Default Paragraph Font"/>
     <w:uiPriority w:val="1"/>
-    <w:semiHidden/>
     <w:unhideWhenUsed/>
   </w:style>
   <w:style w:type="table" w:default="1" w:styleId="TableNormal">
